--- a/generated/russia_1.docx
+++ b/generated/russia_1.docx
@@ -65,7 +65,7 @@
           </w:tcPr>
           <w:p>
             <w:r>
-              <w:t>123900</w:t>
+              <w:t>Semiconductor device</w:t>
             </w:r>
           </w:p>
         </w:tc>
@@ -140,7 +140,32 @@
           </w:tcPr>
           <w:p>
             <w:r>
-              <w:t>JP-IEC 9gaa71</w:t>
+              <w:t>Consignee Name_</w:t>
+            </w:r>
+          </w:p>
+        </w:tc>
+      </w:tr>
+      <w:tr>
+        <w:tc>
+          <w:tcPr>
+            <w:tcW w:type="dxa" w:w="4320"/>
+          </w:tcPr>
+          <w:p>
+            <w:r>
+              <w:rPr>
+                <w:b/>
+              </w:rPr>
+              <w:t>Consignee Name</w:t>
+            </w:r>
+          </w:p>
+        </w:tc>
+        <w:tc>
+          <w:tcPr>
+            <w:tcW w:type="dxa" w:w="4320"/>
+          </w:tcPr>
+          <w:p>
+            <w:r>
+              <w:t>emirates</w:t>
             </w:r>
           </w:p>
         </w:tc>
@@ -165,7 +190,57 @@
           </w:tcPr>
           <w:p>
             <w:r>
-              <w:t>-</w:t>
+              <w:t>amazon</w:t>
+            </w:r>
+          </w:p>
+        </w:tc>
+      </w:tr>
+      <w:tr>
+        <w:tc>
+          <w:tcPr>
+            <w:tcW w:type="dxa" w:w="4320"/>
+          </w:tcPr>
+          <w:p>
+            <w:r>
+              <w:rPr>
+                <w:b/>
+              </w:rPr>
+              <w:t>Vessel/Flight</w:t>
+            </w:r>
+          </w:p>
+        </w:tc>
+        <w:tc>
+          <w:tcPr>
+            <w:tcW w:type="dxa" w:w="4320"/>
+          </w:tcPr>
+          <w:p>
+            <w:r>
+              <w:t>ship</w:t>
+            </w:r>
+          </w:p>
+        </w:tc>
+      </w:tr>
+      <w:tr>
+        <w:tc>
+          <w:tcPr>
+            <w:tcW w:type="dxa" w:w="4320"/>
+          </w:tcPr>
+          <w:p>
+            <w:r>
+              <w:rPr>
+                <w:b/>
+              </w:rPr>
+              <w:t>Port of Loading</w:t>
+            </w:r>
+          </w:p>
+        </w:tc>
+        <w:tc>
+          <w:tcPr>
+            <w:tcW w:type="dxa" w:w="4320"/>
+          </w:tcPr>
+          <w:p>
+            <w:r>
+              <w:t>tokyo_</w:t>
             </w:r>
           </w:p>
         </w:tc>
@@ -205,6 +280,81 @@
               <w:rPr>
                 <w:b/>
               </w:rPr>
+              <w:t>Net Weight</w:t>
+            </w:r>
+          </w:p>
+        </w:tc>
+        <w:tc>
+          <w:tcPr>
+            <w:tcW w:type="dxa" w:w="4320"/>
+          </w:tcPr>
+          <w:p>
+            <w:r>
+              <w:t>1000 KG</w:t>
+            </w:r>
+          </w:p>
+        </w:tc>
+      </w:tr>
+      <w:tr>
+        <w:tc>
+          <w:tcPr>
+            <w:tcW w:type="dxa" w:w="4320"/>
+          </w:tcPr>
+          <w:p>
+            <w:r>
+              <w:rPr>
+                <w:b/>
+              </w:rPr>
+              <w:t>Gross Weight</w:t>
+            </w:r>
+          </w:p>
+        </w:tc>
+        <w:tc>
+          <w:tcPr>
+            <w:tcW w:type="dxa" w:w="4320"/>
+          </w:tcPr>
+          <w:p>
+            <w:r>
+              <w:t>1200 KG</w:t>
+            </w:r>
+          </w:p>
+        </w:tc>
+      </w:tr>
+      <w:tr>
+        <w:tc>
+          <w:tcPr>
+            <w:tcW w:type="dxa" w:w="4320"/>
+          </w:tcPr>
+          <w:p>
+            <w:r>
+              <w:rPr>
+                <w:b/>
+              </w:rPr>
+              <w:t>Container No</w:t>
+            </w:r>
+          </w:p>
+        </w:tc>
+        <w:tc>
+          <w:tcPr>
+            <w:tcW w:type="dxa" w:w="4320"/>
+          </w:tcPr>
+          <w:p>
+            <w:r>
+              <w:t>DFGH7893425</w:t>
+            </w:r>
+          </w:p>
+        </w:tc>
+      </w:tr>
+      <w:tr>
+        <w:tc>
+          <w:tcPr>
+            <w:tcW w:type="dxa" w:w="4320"/>
+          </w:tcPr>
+          <w:p>
+            <w:r>
+              <w:rPr>
+                <w:b/>
+              </w:rPr>
               <w:t>Importer Code</w:t>
             </w:r>
           </w:p>
@@ -215,7 +365,7 @@
           </w:tcPr>
           <w:p>
             <w:r>
-              <w:t>345678</w:t>
+              <w:t>245678</w:t>
             </w:r>
           </w:p>
         </w:tc>
@@ -265,7 +415,7 @@
           </w:tcPr>
           <w:p>
             <w:r>
-              <w:t>-</w:t>
+              <w:t>27-02-2026</w:t>
             </w:r>
           </w:p>
         </w:tc>
